--- a/Documentacion/Inventario.docx
+++ b/Documentacion/Inventario.docx
@@ -120,16 +120,8 @@
         <w:rPr>
           <w:lang w:val="en-US"/>
         </w:rPr>
-        <w:t xml:space="preserve"> Python + </w:t>
-      </w:r>
-      <w:proofErr w:type="spellStart"/>
-      <w:r>
-        <w:rPr>
-          <w:lang w:val="en-US"/>
-        </w:rPr>
-        <w:t>FastAPI</w:t>
-      </w:r>
-      <w:proofErr w:type="spellEnd"/>
+        <w:t xml:space="preserve"> Python + FastAPI</w:t>
+      </w:r>
       <w:r>
         <w:rPr>
           <w:lang w:val="en-US"/>
@@ -168,16 +160,8 @@
         <w:rPr>
           <w:lang w:val="en-US"/>
         </w:rPr>
-        <w:t xml:space="preserve"> </w:t>
-      </w:r>
-      <w:proofErr w:type="spellStart"/>
-      <w:r>
-        <w:rPr>
-          <w:lang w:val="en-US"/>
-        </w:rPr>
-        <w:t>SQLAlchemy</w:t>
-      </w:r>
-      <w:proofErr w:type="spellEnd"/>
+        <w:t xml:space="preserve"> SQLAlchemy</w:t>
+      </w:r>
       <w:r>
         <w:rPr>
           <w:lang w:val="en-US"/>
@@ -190,63 +174,27 @@
           <w:bCs/>
           <w:lang w:val="en-US"/>
         </w:rPr>
-        <w:t xml:space="preserve">Base de </w:t>
-      </w:r>
-      <w:proofErr w:type="spellStart"/>
+        <w:t>Base de datos:</w:t>
+      </w:r>
+      <w:r>
+        <w:rPr>
+          <w:lang w:val="en-US"/>
+        </w:rPr>
+        <w:t xml:space="preserve"> PostgreSQL</w:t>
+      </w:r>
+      <w:r>
+        <w:rPr>
+          <w:lang w:val="en-US"/>
+        </w:rPr>
+        <w:br/>
+      </w:r>
       <w:r>
         <w:rPr>
           <w:b/>
           <w:bCs/>
           <w:lang w:val="en-US"/>
         </w:rPr>
-        <w:t>datos</w:t>
-      </w:r>
-      <w:proofErr w:type="spellEnd"/>
-      <w:r>
-        <w:rPr>
-          <w:b/>
-          <w:bCs/>
-          <w:lang w:val="en-US"/>
-        </w:rPr>
-        <w:t>:</w:t>
-      </w:r>
-      <w:r>
-        <w:rPr>
-          <w:lang w:val="en-US"/>
-        </w:rPr>
-        <w:t xml:space="preserve"> PostgreSQL</w:t>
-      </w:r>
-      <w:r>
-        <w:rPr>
-          <w:lang w:val="en-US"/>
-        </w:rPr>
-        <w:br/>
-      </w:r>
-      <w:r>
-        <w:rPr>
-          <w:b/>
-          <w:bCs/>
-          <w:lang w:val="en-US"/>
-        </w:rPr>
-        <w:t xml:space="preserve">Control de </w:t>
-      </w:r>
-      <w:proofErr w:type="spellStart"/>
-      <w:r>
-        <w:rPr>
-          <w:b/>
-          <w:bCs/>
-          <w:lang w:val="en-US"/>
-        </w:rPr>
-        <w:t>versiones</w:t>
-      </w:r>
-      <w:proofErr w:type="spellEnd"/>
-      <w:r>
-        <w:rPr>
-          <w:b/>
-          <w:bCs/>
-          <w:lang w:val="en-US"/>
-        </w:rPr>
-        <w:t>:</w:t>
+        <w:t>Control de versiones:</w:t>
       </w:r>
       <w:r>
         <w:rPr>
@@ -410,7 +358,6 @@
         </w:numPr>
         <w:spacing w:after="0" w:line="276" w:lineRule="auto"/>
       </w:pPr>
-      <w:proofErr w:type="spellStart"/>
       <w:r>
         <w:t>c</w:t>
       </w:r>
@@ -418,22 +365,13 @@
         <w:t>ategoría</w:t>
       </w:r>
       <w:r>
-        <w:t>_id</w:t>
-      </w:r>
-      <w:proofErr w:type="spellEnd"/>
-      <w:r>
-        <w:t xml:space="preserve"> </w:t>
+        <w:t xml:space="preserve">_id </w:t>
       </w:r>
       <w:r>
         <w:t xml:space="preserve">= </w:t>
       </w:r>
-      <w:proofErr w:type="spellStart"/>
-      <w:r>
-        <w:t>Categoria.id</w:t>
-      </w:r>
-      <w:proofErr w:type="spellEnd"/>
-      <w:r>
-        <w:t xml:space="preserve"> </w:t>
+      <w:r>
+        <w:t xml:space="preserve">Categoria.id </w:t>
       </w:r>
     </w:p>
     <w:p>
@@ -464,7 +402,6 @@
         </w:numPr>
         <w:spacing w:after="0" w:line="276" w:lineRule="auto"/>
       </w:pPr>
-      <w:proofErr w:type="spellStart"/>
       <w:r>
         <w:t>unida</w:t>
       </w:r>
@@ -472,11 +409,7 @@
         <w:t>d</w:t>
       </w:r>
       <w:r>
-        <w:t>_medida</w:t>
-      </w:r>
-      <w:proofErr w:type="spellEnd"/>
-      <w:r>
-        <w:t xml:space="preserve"> = </w:t>
+        <w:t xml:space="preserve">_medida = </w:t>
       </w:r>
       <w:r>
         <w:t>String</w:t>
@@ -491,7 +424,6 @@
         </w:numPr>
         <w:spacing w:after="0" w:line="276" w:lineRule="auto"/>
       </w:pPr>
-      <w:proofErr w:type="spellStart"/>
       <w:r>
         <w:t>s</w:t>
       </w:r>
@@ -504,7 +436,6 @@
       <w:r>
         <w:t>actual</w:t>
       </w:r>
-      <w:proofErr w:type="spellEnd"/>
       <w:r>
         <w:t xml:space="preserve"> = Numérico</w:t>
       </w:r>
@@ -518,7 +449,6 @@
         </w:numPr>
         <w:spacing w:after="0" w:line="276" w:lineRule="auto"/>
       </w:pPr>
-      <w:proofErr w:type="spellStart"/>
       <w:r>
         <w:t>s</w:t>
       </w:r>
@@ -531,7 +461,6 @@
       <w:r>
         <w:t>mínimo</w:t>
       </w:r>
-      <w:proofErr w:type="spellEnd"/>
       <w:r>
         <w:t xml:space="preserve"> = Numérico</w:t>
       </w:r>
@@ -570,7 +499,6 @@
         </w:numPr>
         <w:spacing w:after="0" w:line="276" w:lineRule="auto"/>
       </w:pPr>
-      <w:proofErr w:type="spellStart"/>
       <w:r>
         <w:t>f</w:t>
       </w:r>
@@ -583,7 +511,6 @@
       <w:r>
         <w:t>creación</w:t>
       </w:r>
-      <w:proofErr w:type="spellEnd"/>
       <w:r>
         <w:t xml:space="preserve"> = </w:t>
       </w:r>
@@ -600,7 +527,6 @@
         </w:numPr>
         <w:spacing w:after="0" w:line="276" w:lineRule="auto"/>
       </w:pPr>
-      <w:proofErr w:type="spellStart"/>
       <w:r>
         <w:t>f</w:t>
       </w:r>
@@ -611,11 +537,7 @@
         <w:t>_</w:t>
       </w:r>
       <w:r>
-        <w:t>actualización</w:t>
-      </w:r>
-      <w:proofErr w:type="spellEnd"/>
-      <w:r>
-        <w:t xml:space="preserve"> =</w:t>
+        <w:t>actualización =</w:t>
       </w:r>
       <w:r>
         <w:t xml:space="preserve"> </w:t>
@@ -666,19 +588,9 @@
         </w:numPr>
         <w:spacing w:after="0" w:line="276" w:lineRule="auto"/>
       </w:pPr>
-      <w:proofErr w:type="spellStart"/>
-      <w:r>
-        <w:t>proveedor_producto_id</w:t>
-      </w:r>
-      <w:proofErr w:type="spellEnd"/>
-      <w:r>
-        <w:t xml:space="preserve">= </w:t>
-      </w:r>
-      <w:proofErr w:type="spellStart"/>
-      <w:r>
-        <w:t>ProveedorProducto.proveedor_id</w:t>
-      </w:r>
-      <w:proofErr w:type="spellEnd"/>
+      <w:r>
+        <w:t>proveedor_producto_id= ProveedorProducto.proveedor_id</w:t>
+      </w:r>
     </w:p>
     <w:p>
       <w:pPr>
@@ -689,7 +601,6 @@
         </w:numPr>
         <w:spacing w:after="0" w:line="276" w:lineRule="auto"/>
       </w:pPr>
-      <w:proofErr w:type="spellStart"/>
       <w:r>
         <w:t>p</w:t>
       </w:r>
@@ -699,14 +610,12 @@
       <w:r>
         <w:t>_id</w:t>
       </w:r>
-      <w:proofErr w:type="spellEnd"/>
       <w:r>
         <w:t xml:space="preserve"> =</w:t>
       </w:r>
       <w:r>
         <w:t xml:space="preserve"> </w:t>
       </w:r>
-      <w:proofErr w:type="spellStart"/>
       <w:r>
         <w:t>Producto</w:t>
       </w:r>
@@ -719,7 +628,6 @@
       <w:r>
         <w:t>d</w:t>
       </w:r>
-      <w:proofErr w:type="spellEnd"/>
     </w:p>
     <w:p>
       <w:pPr>
@@ -765,19 +673,12 @@
         </w:numPr>
         <w:spacing w:after="0" w:line="276" w:lineRule="auto"/>
       </w:pPr>
-      <w:proofErr w:type="spellStart"/>
       <w:r>
         <w:t>costo_total</w:t>
       </w:r>
-      <w:proofErr w:type="spellEnd"/>
-      <w:r>
-        <w:t xml:space="preserve"> = </w:t>
-      </w:r>
-      <w:proofErr w:type="spellStart"/>
-      <w:r>
-        <w:t>number</w:t>
-      </w:r>
-      <w:proofErr w:type="spellEnd"/>
+      <w:r>
+        <w:t xml:space="preserve"> = number</w:t>
+      </w:r>
     </w:p>
     <w:p>
       <w:pPr>
@@ -788,7 +689,6 @@
         </w:numPr>
         <w:spacing w:after="0" w:line="276" w:lineRule="auto"/>
       </w:pPr>
-      <w:proofErr w:type="spellStart"/>
       <w:r>
         <w:t>s</w:t>
       </w:r>
@@ -799,11 +699,7 @@
         <w:t>_</w:t>
       </w:r>
       <w:r>
-        <w:t>anterior</w:t>
-      </w:r>
-      <w:proofErr w:type="spellEnd"/>
-      <w:r>
-        <w:t xml:space="preserve"> = Numérico</w:t>
+        <w:t>anterior = Numérico</w:t>
       </w:r>
     </w:p>
     <w:p>
@@ -815,7 +711,6 @@
         </w:numPr>
         <w:spacing w:after="0" w:line="276" w:lineRule="auto"/>
       </w:pPr>
-      <w:proofErr w:type="spellStart"/>
       <w:r>
         <w:t>s</w:t>
       </w:r>
@@ -826,11 +721,7 @@
         <w:t>_</w:t>
       </w:r>
       <w:r>
-        <w:t>nuevo</w:t>
-      </w:r>
-      <w:proofErr w:type="spellEnd"/>
-      <w:r>
-        <w:t xml:space="preserve"> = Numérico</w:t>
+        <w:t>nuevo = Numérico</w:t>
       </w:r>
     </w:p>
     <w:p>
@@ -842,7 +733,6 @@
         </w:numPr>
         <w:spacing w:after="0" w:line="276" w:lineRule="auto"/>
       </w:pPr>
-      <w:proofErr w:type="spellStart"/>
       <w:r>
         <w:lastRenderedPageBreak/>
         <w:t>u</w:t>
@@ -853,15 +743,12 @@
       <w:r>
         <w:t>_id</w:t>
       </w:r>
-      <w:proofErr w:type="spellEnd"/>
       <w:r>
         <w:t xml:space="preserve"> = </w:t>
       </w:r>
-      <w:proofErr w:type="spellStart"/>
       <w:r>
         <w:t>Usuario.id</w:t>
       </w:r>
-      <w:proofErr w:type="spellEnd"/>
     </w:p>
     <w:p>
       <w:pPr>
@@ -927,11 +814,9 @@
       <w:r>
         <w:t xml:space="preserve">id = </w:t>
       </w:r>
-      <w:proofErr w:type="spellStart"/>
       <w:r>
         <w:t>num</w:t>
       </w:r>
-      <w:proofErr w:type="spellEnd"/>
     </w:p>
     <w:p>
       <w:pPr>
@@ -968,11 +853,9 @@
       <w:r>
         <w:t xml:space="preserve">id = </w:t>
       </w:r>
-      <w:proofErr w:type="spellStart"/>
       <w:r>
         <w:t>num</w:t>
       </w:r>
-      <w:proofErr w:type="spellEnd"/>
     </w:p>
     <w:p>
       <w:pPr>
@@ -984,13 +867,8 @@
         <w:spacing w:after="0" w:line="276" w:lineRule="auto"/>
       </w:pPr>
       <w:r>
-        <w:t xml:space="preserve">nombre = </w:t>
-      </w:r>
-      <w:proofErr w:type="spellStart"/>
-      <w:r>
-        <w:t>str</w:t>
-      </w:r>
-      <w:proofErr w:type="spellEnd"/>
+        <w:t>nombre = str</w:t>
+      </w:r>
     </w:p>
     <w:p>
       <w:pPr>
@@ -1002,13 +880,8 @@
         <w:spacing w:after="0" w:line="276" w:lineRule="auto"/>
       </w:pPr>
       <w:r>
-        <w:t xml:space="preserve">apellido = </w:t>
-      </w:r>
-      <w:proofErr w:type="spellStart"/>
-      <w:r>
-        <w:t>str</w:t>
-      </w:r>
-      <w:proofErr w:type="spellEnd"/>
+        <w:t>apellido = str</w:t>
+      </w:r>
     </w:p>
     <w:p>
       <w:pPr>
@@ -1019,19 +892,9 @@
         </w:numPr>
         <w:spacing w:after="0" w:line="276" w:lineRule="auto"/>
       </w:pPr>
-      <w:proofErr w:type="spellStart"/>
-      <w:r>
-        <w:t>rut</w:t>
-      </w:r>
-      <w:proofErr w:type="spellEnd"/>
-      <w:r>
-        <w:t xml:space="preserve"> = </w:t>
-      </w:r>
-      <w:proofErr w:type="spellStart"/>
-      <w:r>
-        <w:t>str</w:t>
-      </w:r>
-      <w:proofErr w:type="spellEnd"/>
+      <w:r>
+        <w:t>rut = str</w:t>
+      </w:r>
     </w:p>
     <w:p>
       <w:pPr>
@@ -1042,13 +905,8 @@
         </w:numPr>
         <w:spacing w:after="0" w:line="276" w:lineRule="auto"/>
       </w:pPr>
-      <w:proofErr w:type="spellStart"/>
-      <w:r>
-        <w:t>fecha_nac</w:t>
-      </w:r>
-      <w:proofErr w:type="spellEnd"/>
-      <w:r>
-        <w:t xml:space="preserve"> = fecha</w:t>
+      <w:r>
+        <w:t>fecha_nac = fecha</w:t>
       </w:r>
     </w:p>
     <w:p>
@@ -1060,19 +918,9 @@
         </w:numPr>
         <w:spacing w:after="0" w:line="276" w:lineRule="auto"/>
       </w:pPr>
-      <w:proofErr w:type="spellStart"/>
-      <w:r>
-        <w:t>username</w:t>
-      </w:r>
-      <w:proofErr w:type="spellEnd"/>
-      <w:r>
-        <w:t xml:space="preserve"> = </w:t>
-      </w:r>
-      <w:proofErr w:type="spellStart"/>
-      <w:r>
-        <w:t>str</w:t>
-      </w:r>
-      <w:proofErr w:type="spellEnd"/>
+      <w:r>
+        <w:t>username = str</w:t>
+      </w:r>
     </w:p>
     <w:p>
       <w:pPr>
@@ -1086,11 +934,9 @@
       <w:r>
         <w:t xml:space="preserve">email = </w:t>
       </w:r>
-      <w:proofErr w:type="spellStart"/>
       <w:r>
         <w:t>str</w:t>
       </w:r>
-      <w:proofErr w:type="spellEnd"/>
     </w:p>
     <w:p>
       <w:pPr>
@@ -1101,19 +947,9 @@
         </w:numPr>
         <w:spacing w:after="0" w:line="276" w:lineRule="auto"/>
       </w:pPr>
-      <w:proofErr w:type="spellStart"/>
-      <w:r>
-        <w:t>password</w:t>
-      </w:r>
-      <w:proofErr w:type="spellEnd"/>
-      <w:r>
-        <w:t xml:space="preserve"> = </w:t>
-      </w:r>
-      <w:proofErr w:type="spellStart"/>
-      <w:r>
-        <w:t>str</w:t>
-      </w:r>
-      <w:proofErr w:type="spellEnd"/>
+      <w:r>
+        <w:t>password = str</w:t>
+      </w:r>
       <w:r>
         <w:t xml:space="preserve"> / hash</w:t>
       </w:r>
@@ -1128,13 +964,8 @@
         <w:spacing w:after="0" w:line="276" w:lineRule="auto"/>
       </w:pPr>
       <w:r>
-        <w:t xml:space="preserve">rol = </w:t>
-      </w:r>
-      <w:proofErr w:type="spellStart"/>
-      <w:r>
-        <w:t>str</w:t>
-      </w:r>
-      <w:proofErr w:type="spellEnd"/>
+        <w:t>rol = str</w:t>
+      </w:r>
     </w:p>
     <w:p>
       <w:pPr>
@@ -1158,13 +989,8 @@
         </w:numPr>
         <w:spacing w:after="0" w:line="276" w:lineRule="auto"/>
       </w:pPr>
-      <w:proofErr w:type="spellStart"/>
-      <w:r>
-        <w:t>fecha_creacion</w:t>
-      </w:r>
-      <w:proofErr w:type="spellEnd"/>
-      <w:r>
-        <w:t xml:space="preserve"> = fecha</w:t>
+      <w:r>
+        <w:t>fecha_creacion = fecha</w:t>
       </w:r>
     </w:p>
     <w:p>
@@ -1202,11 +1028,9 @@
       <w:r>
         <w:t xml:space="preserve">id = </w:t>
       </w:r>
-      <w:proofErr w:type="spellStart"/>
       <w:r>
         <w:t>num</w:t>
       </w:r>
-      <w:proofErr w:type="spellEnd"/>
     </w:p>
     <w:p>
       <w:pPr>
@@ -1218,13 +1042,8 @@
         <w:spacing w:after="0" w:line="276" w:lineRule="auto"/>
       </w:pPr>
       <w:r>
-        <w:t xml:space="preserve">nombre = </w:t>
-      </w:r>
-      <w:proofErr w:type="spellStart"/>
-      <w:r>
-        <w:t>str</w:t>
-      </w:r>
-      <w:proofErr w:type="spellEnd"/>
+        <w:t>nombre = str</w:t>
+      </w:r>
     </w:p>
     <w:p>
       <w:pPr>
@@ -1235,19 +1054,9 @@
         </w:numPr>
         <w:spacing w:after="0" w:line="276" w:lineRule="auto"/>
       </w:pPr>
-      <w:proofErr w:type="spellStart"/>
-      <w:r>
-        <w:t>rut</w:t>
-      </w:r>
-      <w:proofErr w:type="spellEnd"/>
-      <w:r>
-        <w:t xml:space="preserve"> = </w:t>
-      </w:r>
-      <w:proofErr w:type="spellStart"/>
-      <w:r>
-        <w:t>str</w:t>
-      </w:r>
-      <w:proofErr w:type="spellEnd"/>
+      <w:r>
+        <w:t>rut = str</w:t>
+      </w:r>
     </w:p>
     <w:p>
       <w:pPr>
@@ -1261,11 +1070,9 @@
       <w:r>
         <w:t xml:space="preserve">teléfono = </w:t>
       </w:r>
-      <w:proofErr w:type="spellStart"/>
       <w:r>
         <w:t>str</w:t>
       </w:r>
-      <w:proofErr w:type="spellEnd"/>
     </w:p>
     <w:p>
       <w:pPr>
@@ -1277,13 +1084,8 @@
         <w:spacing w:after="0" w:line="276" w:lineRule="auto"/>
       </w:pPr>
       <w:r>
-        <w:t xml:space="preserve">email = </w:t>
-      </w:r>
-      <w:proofErr w:type="spellStart"/>
-      <w:r>
-        <w:t>str</w:t>
-      </w:r>
-      <w:proofErr w:type="spellEnd"/>
+        <w:t>email = str</w:t>
+      </w:r>
     </w:p>
     <w:p>
       <w:pPr>
@@ -1295,13 +1097,8 @@
         <w:spacing w:after="0" w:line="276" w:lineRule="auto"/>
       </w:pPr>
       <w:r>
-        <w:t xml:space="preserve">dirección = </w:t>
-      </w:r>
-      <w:proofErr w:type="spellStart"/>
-      <w:r>
-        <w:t>str</w:t>
-      </w:r>
-      <w:proofErr w:type="spellEnd"/>
+        <w:t>dirección = str</w:t>
+      </w:r>
     </w:p>
     <w:p>
       <w:pPr>
@@ -1330,15 +1127,7 @@
         <w:ind w:left="0"/>
       </w:pPr>
       <w:r>
-        <w:t>¿Qué elementos tendrá “</w:t>
-      </w:r>
-      <w:proofErr w:type="spellStart"/>
-      <w:r>
-        <w:t>ProveedorProducto</w:t>
-      </w:r>
-      <w:proofErr w:type="spellEnd"/>
-      <w:r>
-        <w:t>”?</w:t>
+        <w:t>¿Qué elementos tendrá “ProveedorProducto”?</w:t>
       </w:r>
     </w:p>
     <w:p>
@@ -1351,13 +1140,8 @@
         <w:spacing w:after="0" w:line="276" w:lineRule="auto"/>
       </w:pPr>
       <w:r>
-        <w:t xml:space="preserve">id = </w:t>
-      </w:r>
-      <w:proofErr w:type="spellStart"/>
-      <w:r>
-        <w:t>str</w:t>
-      </w:r>
-      <w:proofErr w:type="spellEnd"/>
+        <w:t>id = str</w:t>
+      </w:r>
     </w:p>
     <w:p>
       <w:pPr>
@@ -1368,19 +1152,9 @@
         </w:numPr>
         <w:spacing w:after="0" w:line="276" w:lineRule="auto"/>
       </w:pPr>
-      <w:proofErr w:type="spellStart"/>
-      <w:r>
-        <w:t>producto_id</w:t>
-      </w:r>
-      <w:proofErr w:type="spellEnd"/>
-      <w:r>
-        <w:t xml:space="preserve"> = </w:t>
-      </w:r>
-      <w:proofErr w:type="spellStart"/>
-      <w:r>
-        <w:t>Producto.id</w:t>
-      </w:r>
-      <w:proofErr w:type="spellEnd"/>
+      <w:r>
+        <w:t>producto_id = Producto.id</w:t>
+      </w:r>
     </w:p>
     <w:p>
       <w:pPr>
@@ -1391,19 +1165,9 @@
         </w:numPr>
         <w:spacing w:after="0" w:line="276" w:lineRule="auto"/>
       </w:pPr>
-      <w:proofErr w:type="spellStart"/>
-      <w:r>
-        <w:t>proveedor_id</w:t>
-      </w:r>
-      <w:proofErr w:type="spellEnd"/>
-      <w:r>
-        <w:t xml:space="preserve"> = </w:t>
-      </w:r>
-      <w:proofErr w:type="spellStart"/>
-      <w:r>
-        <w:t>Proveedor.id</w:t>
-      </w:r>
-      <w:proofErr w:type="spellEnd"/>
+      <w:r>
+        <w:t>proveedor_id = Proveedor.id</w:t>
+      </w:r>
     </w:p>
     <w:p>
       <w:pPr>
@@ -1414,11 +1178,9 @@
         </w:numPr>
         <w:spacing w:after="0" w:line="276" w:lineRule="auto"/>
       </w:pPr>
-      <w:proofErr w:type="spellStart"/>
       <w:r>
         <w:t>precio_compra</w:t>
       </w:r>
-      <w:proofErr w:type="spellEnd"/>
     </w:p>
     <w:p>
       <w:pPr>
@@ -1470,13 +1232,8 @@
         <w:spacing w:line="276" w:lineRule="auto"/>
       </w:pPr>
       <w:r>
-        <w:t xml:space="preserve">    │ </w:t>
-      </w:r>
-      <w:proofErr w:type="gramStart"/>
-      <w:r>
-        <w:t>1:N</w:t>
-      </w:r>
-      <w:proofErr w:type="gramEnd"/>
+        <w:t xml:space="preserve">    │ 1:N</w:t>
+      </w:r>
     </w:p>
     <w:p>
       <w:pPr>
@@ -1513,16 +1270,11 @@
       <w:r>
         <w:t xml:space="preserve">  </w:t>
       </w:r>
-      <w:proofErr w:type="spellStart"/>
       <w:r>
         <w:t>Proveedor</w:t>
       </w:r>
       <w:r>
-        <w:t>Producto</w:t>
-      </w:r>
-      <w:proofErr w:type="spellEnd"/>
-      <w:r>
-        <w:t xml:space="preserve"> </w:t>
+        <w:t xml:space="preserve">Producto </w:t>
       </w:r>
       <w:r>
         <w:sym w:font="Wingdings" w:char="F0DF"/>
@@ -1542,14 +1294,12 @@
       <w:r>
         <w:t xml:space="preserve">                    </w:t>
       </w:r>
-      <w:proofErr w:type="gramStart"/>
       <w:r>
         <w:t>1</w:t>
       </w:r>
       <w:r>
         <w:t>:N</w:t>
       </w:r>
-      <w:proofErr w:type="gramEnd"/>
       <w:r>
         <w:t xml:space="preserve">                                                            N:1</w:t>
       </w:r>
@@ -1561,13 +1311,8 @@
       </w:pPr>
       <w:r>
         <w:lastRenderedPageBreak/>
-        <w:t xml:space="preserve">    │ </w:t>
-      </w:r>
-      <w:proofErr w:type="gramStart"/>
-      <w:r>
-        <w:t>1:N</w:t>
-      </w:r>
-      <w:proofErr w:type="gramEnd"/>
+        <w:t xml:space="preserve">    │ 1:N</w:t>
+      </w:r>
     </w:p>
     <w:p>
       <w:pPr>
@@ -2469,7 +2214,7 @@
                     </pic:cNvPicPr>
                   </pic:nvPicPr>
                   <pic:blipFill>
-                    <a:blip r:embed="rId5" cstate="print">
+                    <a:blip r:embed="rId6" cstate="print">
                       <a:extLst>
                         <a:ext uri="{28A0092B-C50C-407E-A947-70E740481C1C}">
                           <a14:useLocalDpi xmlns:a14="http://schemas.microsoft.com/office/drawing/2010/main" val="0"/>
@@ -2542,7 +2287,7 @@
                     </pic:cNvPicPr>
                   </pic:nvPicPr>
                   <pic:blipFill>
-                    <a:blip r:embed="rId6" cstate="print">
+                    <a:blip r:embed="rId7" cstate="print">
                       <a:extLst>
                         <a:ext uri="{28A0092B-C50C-407E-A947-70E740481C1C}">
                           <a14:useLocalDpi xmlns:a14="http://schemas.microsoft.com/office/drawing/2010/main" val="0"/>
@@ -2615,7 +2360,7 @@
                     </pic:cNvPicPr>
                   </pic:nvPicPr>
                   <pic:blipFill>
-                    <a:blip r:embed="rId7" cstate="print">
+                    <a:blip r:embed="rId8" cstate="print">
                       <a:extLst>
                         <a:ext uri="{28A0092B-C50C-407E-A947-70E740481C1C}">
                           <a14:useLocalDpi xmlns:a14="http://schemas.microsoft.com/office/drawing/2010/main" val="0"/>
@@ -3276,6 +3021,7 @@
               <w:spacing w:line="276" w:lineRule="auto"/>
             </w:pPr>
             <w:r>
+              <w:lastRenderedPageBreak/>
               <w:t>Flujo alternativo</w:t>
             </w:r>
           </w:p>
@@ -4025,6 +3771,7 @@
               <w:spacing w:line="276" w:lineRule="auto"/>
             </w:pPr>
             <w:r>
+              <w:lastRenderedPageBreak/>
               <w:t>Postcondición</w:t>
             </w:r>
           </w:p>
@@ -4809,6 +4556,7 @@
               <w:spacing w:line="276" w:lineRule="auto"/>
             </w:pPr>
             <w:r>
+              <w:lastRenderedPageBreak/>
               <w:t>Postcondición</w:t>
             </w:r>
           </w:p>
@@ -5326,6 +5074,7 @@
               <w:spacing w:line="276" w:lineRule="auto"/>
             </w:pPr>
             <w:r>
+              <w:lastRenderedPageBreak/>
               <w:t>Flujo alternativo</w:t>
             </w:r>
           </w:p>
@@ -5783,6 +5532,7 @@
               <w:spacing w:line="276" w:lineRule="auto"/>
             </w:pPr>
             <w:r>
+              <w:lastRenderedPageBreak/>
               <w:t>Flujo alternativo</w:t>
             </w:r>
           </w:p>
@@ -5996,10 +5746,7 @@
         <w:spacing w:line="276" w:lineRule="auto"/>
       </w:pPr>
       <w:r>
-        <w:t>E</w:t>
-      </w:r>
-      <w:r>
-        <w:t>l sistema debe gestionar los movimientos de inventario.</w:t>
+        <w:t>El sistema debe gestionar los movimientos de inventario.</w:t>
       </w:r>
     </w:p>
     <w:p>
@@ -6174,15 +5921,7 @@
         <w:spacing w:line="276" w:lineRule="auto"/>
       </w:pPr>
       <w:r>
-        <w:t xml:space="preserve">El sistema debe registrar los errores y eventos relevantes mediante un mecanismo de </w:t>
-      </w:r>
-      <w:proofErr w:type="spellStart"/>
-      <w:r>
-        <w:t>logging</w:t>
-      </w:r>
-      <w:proofErr w:type="spellEnd"/>
-      <w:r>
-        <w:t xml:space="preserve"> para facilitar su diagnóstico y mantenimiento.</w:t>
+        <w:t>El sistema debe registrar los errores y eventos relevantes mediante un mecanismo de logging para facilitar su diagnóstico y mantenimiento.</w:t>
       </w:r>
     </w:p>
     <w:p>
@@ -6252,7 +5991,7 @@
                     <pic:cNvPicPr/>
                   </pic:nvPicPr>
                   <pic:blipFill rotWithShape="1">
-                    <a:blip r:embed="rId8">
+                    <a:blip r:embed="rId9">
                       <a:extLst>
                         <a:ext uri="{28A0092B-C50C-407E-A947-70E740481C1C}">
                           <a14:useLocalDpi xmlns:a14="http://schemas.microsoft.com/office/drawing/2010/main" val="0"/>
@@ -6326,6 +6065,9 @@
         <w:jc w:val="center"/>
       </w:pPr>
       <w:r>
+        <w:rPr>
+          <w:noProof/>
+        </w:rPr>
         <w:drawing>
           <wp:inline distT="0" distB="0" distL="0" distR="0" wp14:anchorId="4BCB032F" wp14:editId="79A90C09">
             <wp:extent cx="5612130" cy="3129280"/>
@@ -6344,7 +6086,7 @@
                     </pic:cNvPicPr>
                   </pic:nvPicPr>
                   <pic:blipFill>
-                    <a:blip r:embed="rId9" cstate="print">
+                    <a:blip r:embed="rId10" cstate="print">
                       <a:extLst>
                         <a:ext uri="{28A0092B-C50C-407E-A947-70E740481C1C}">
                           <a14:useLocalDpi xmlns:a14="http://schemas.microsoft.com/office/drawing/2010/main" val="0"/>
@@ -6375,48 +6117,6 @@
           </wp:inline>
         </w:drawing>
       </w:r>
-    </w:p>
-    <w:p>
-      <w:pPr>
-        <w:pStyle w:val="Prrafodelista"/>
-        <w:spacing w:line="276" w:lineRule="auto"/>
-        <w:ind w:left="0"/>
-        <w:rPr>
-          <w:noProof/>
-        </w:rPr>
-      </w:pPr>
-    </w:p>
-    <w:p>
-      <w:pPr>
-        <w:pStyle w:val="Prrafodelista"/>
-        <w:spacing w:line="276" w:lineRule="auto"/>
-        <w:ind w:left="0"/>
-        <w:rPr>
-          <w:noProof/>
-        </w:rPr>
-      </w:pPr>
-      <w:r>
-        <w:rPr>
-          <w:noProof/>
-        </w:rPr>
-        <w:t>Modelo Entidad-Relación</w:t>
-      </w:r>
-      <w:r>
-        <w:rPr>
-          <w:noProof/>
-        </w:rPr>
-        <w:t xml:space="preserve"> (MER)</w:t>
-      </w:r>
-    </w:p>
-    <w:p>
-      <w:pPr>
-        <w:pStyle w:val="Prrafodelista"/>
-        <w:spacing w:line="276" w:lineRule="auto"/>
-        <w:ind w:left="0"/>
-        <w:rPr>
-          <w:noProof/>
-        </w:rPr>
-      </w:pPr>
     </w:p>
     <w:p>
       <w:pPr>
@@ -10859,6 +10559,7 @@
   <w:style w:type="character" w:default="1" w:styleId="Fuentedeprrafopredeter">
     <w:name w:val="Default Paragraph Font"/>
     <w:uiPriority w:val="1"/>
+    <w:semiHidden/>
     <w:unhideWhenUsed/>
   </w:style>
   <w:style w:type="table" w:default="1" w:styleId="Tablanormal">
@@ -11506,4 +11207,16 @@
     </a:ext>
   </a:extLst>
 </a:theme>
+</file>
+
+<file path=customXml/item1.xml><?xml version="1.0" encoding="utf-8"?>
+<b:Sources xmlns:b="http://schemas.openxmlformats.org/officeDocument/2006/bibliography" xmlns="http://schemas.openxmlformats.org/officeDocument/2006/bibliography" SelectedStyle="\APASixthEditionOfficeOnline.xsl" StyleName="APA" Version="6"/>
+</file>
+
+<file path=customXml/itemProps1.xml><?xml version="1.0" encoding="utf-8"?>
+<ds:datastoreItem xmlns:ds="http://schemas.openxmlformats.org/officeDocument/2006/customXml" ds:itemID="{5DAEC486-3038-4694-8CF5-29CBF2900B24}">
+  <ds:schemaRefs>
+    <ds:schemaRef ds:uri="http://schemas.openxmlformats.org/officeDocument/2006/bibliography"/>
+  </ds:schemaRefs>
+</ds:datastoreItem>
 </file>